--- a/01_Administracion/Actas_Reunion.docx
+++ b/01_Administracion/Actas_Reunion.docx
@@ -55,7 +55,7 @@
       <w:tblPr>
         <w:tblW w:w="5000" w:type="pct"/>
         <w:jc w:val="start"/>
-        <w:tblInd w:w="-7" w:type="dxa"/>
+        <w:tblInd w:w="-6" w:type="dxa"/>
         <w:tblLayout w:type="fixed"/>
         <w:tblCellMar>
           <w:top w:w="28" w:type="dxa"/>
@@ -81,7 +81,7 @@
           </w:tcPr>
           <w:p>
             <w:pPr>
-              <w:pStyle w:val="Contenidodelatablauser"/>
+              <w:pStyle w:val="Contenidodelatabla"/>
               <w:bidi w:val="0"/>
               <w:spacing w:lineRule="auto" w:line="360"/>
               <w:jc w:val="center"/>
@@ -111,7 +111,7 @@
           </w:tcPr>
           <w:p>
             <w:pPr>
-              <w:pStyle w:val="Contenidodelatablauser"/>
+              <w:pStyle w:val="Contenidodelatabla"/>
               <w:bidi w:val="0"/>
               <w:spacing w:lineRule="auto" w:line="360"/>
               <w:jc w:val="center"/>
@@ -142,7 +142,7 @@
           </w:tcPr>
           <w:p>
             <w:pPr>
-              <w:pStyle w:val="Contenidodelatablauser"/>
+              <w:pStyle w:val="Contenidodelatabla"/>
               <w:bidi w:val="0"/>
               <w:spacing w:lineRule="auto" w:line="360"/>
               <w:jc w:val="center"/>
@@ -185,7 +185,21 @@
                 <w:i/>
                 <w:iCs/>
               </w:rPr>
-              <w:t>23/06/2026 – 20:00hrs</w:t>
+              <w:t xml:space="preserve">23/06/2026 – 20:00 – </w:t>
+            </w:r>
+            <w:r>
+              <w:rPr>
+                <w:i/>
+                <w:iCs/>
+              </w:rPr>
+              <w:t>21:00</w:t>
+            </w:r>
+            <w:r>
+              <w:rPr>
+                <w:i/>
+                <w:iCs/>
+              </w:rPr>
+              <w:t>hrs</w:t>
             </w:r>
           </w:p>
         </w:tc>
@@ -202,7 +216,7 @@
           </w:tcPr>
           <w:p>
             <w:pPr>
-              <w:pStyle w:val="Contenidodelatablauser"/>
+              <w:pStyle w:val="Contenidodelatabla"/>
               <w:bidi w:val="0"/>
               <w:spacing w:lineRule="auto" w:line="360"/>
               <w:jc w:val="center"/>
@@ -245,7 +259,21 @@
                 <w:i/>
                 <w:iCs/>
               </w:rPr>
-              <w:t>24/06/2026 – 20:00hrs</w:t>
+              <w:t xml:space="preserve">24/06/2026 – 20:00 – </w:t>
+            </w:r>
+            <w:r>
+              <w:rPr>
+                <w:i/>
+                <w:iCs/>
+              </w:rPr>
+              <w:t xml:space="preserve">21:00 </w:t>
+            </w:r>
+            <w:r>
+              <w:rPr>
+                <w:i/>
+                <w:iCs/>
+              </w:rPr>
+              <w:t>hrs</w:t>
             </w:r>
           </w:p>
         </w:tc>
@@ -262,7 +290,102 @@
           </w:tcPr>
           <w:p>
             <w:pPr>
-              <w:pStyle w:val="Contenidodelatablauser"/>
+              <w:pStyle w:val="Contenidodelatabla"/>
+              <w:bidi w:val="0"/>
+              <w:spacing w:lineRule="auto" w:line="360"/>
+              <w:jc w:val="center"/>
+              <w:rPr>
+                <w:i/>
+                <w:iCs/>
+              </w:rPr>
+            </w:pPr>
+            <w:r>
+              <w:rPr>
+                <w:i/>
+                <w:iCs/>
+              </w:rPr>
+              <w:t>E</w:t>
+            </w:r>
+            <w:r>
+              <w:rPr>
+                <w:i/>
+                <w:iCs/>
+              </w:rPr>
+              <w:t>jecución</w:t>
+            </w:r>
+          </w:p>
+        </w:tc>
+        <w:tc>
+          <w:tcPr>
+            <w:tcW w:w="4820" w:type="dxa"/>
+            <w:tcBorders>
+              <w:start w:val="single" w:sz="6" w:space="0" w:color="000000"/>
+              <w:bottom w:val="single" w:sz="6" w:space="0" w:color="000000"/>
+              <w:end w:val="single" w:sz="6" w:space="0" w:color="000000"/>
+            </w:tcBorders>
+          </w:tcPr>
+          <w:p>
+            <w:pPr>
+              <w:pStyle w:val="Normal"/>
+              <w:bidi w:val="0"/>
+              <w:spacing w:lineRule="auto" w:line="360"/>
+              <w:jc w:val="center"/>
+              <w:rPr>
+                <w:i/>
+                <w:iCs/>
+              </w:rPr>
+            </w:pPr>
+            <w:r>
+              <w:rPr>
+                <w:i/>
+                <w:iCs/>
+              </w:rPr>
+              <w:t>2</w:t>
+            </w:r>
+            <w:r>
+              <w:rPr>
+                <w:i/>
+                <w:iCs/>
+              </w:rPr>
+              <w:t>5</w:t>
+            </w:r>
+            <w:r>
+              <w:rPr>
+                <w:i/>
+                <w:iCs/>
+              </w:rPr>
+              <w:t>/06/2026 – 2</w:t>
+            </w:r>
+            <w:r>
+              <w:rPr>
+                <w:i/>
+                <w:iCs/>
+              </w:rPr>
+              <w:t>1</w:t>
+            </w:r>
+            <w:r>
+              <w:rPr>
+                <w:i/>
+                <w:iCs/>
+              </w:rPr>
+              <w:t>:00 hrs</w:t>
+            </w:r>
+          </w:p>
+        </w:tc>
+      </w:tr>
+      <w:tr>
+        <w:trPr/>
+        <w:tc>
+          <w:tcPr>
+            <w:tcW w:w="4818" w:type="dxa"/>
+            <w:tcBorders>
+              <w:start w:val="single" w:sz="6" w:space="0" w:color="000000"/>
+              <w:bottom w:val="single" w:sz="6" w:space="0" w:color="000000"/>
+            </w:tcBorders>
+          </w:tcPr>
+          <w:p>
+            <w:pPr>
+              <w:pStyle w:val="Contenidodelatabla"/>
               <w:bidi w:val="0"/>
               <w:spacing w:lineRule="auto" w:line="360"/>
               <w:jc w:val="center"/>
@@ -305,7 +428,7 @@
                 <w:i/>
                 <w:iCs/>
               </w:rPr>
-              <w:t>24/06/2026 – 20:00hrs</w:t>
+              <w:t xml:space="preserve">26/06/2026 – 10:15 – 10:40 hrs </w:t>
             </w:r>
           </w:p>
         </w:tc>
@@ -456,8 +579,8 @@
       <w:rFonts w:cs="Lucida Sans"/>
     </w:rPr>
   </w:style>
-  <w:style w:type="paragraph" w:styleId="Contenidodelatablauser">
-    <w:name w:val="Contenido de la tabla (user)"/>
+  <w:style w:type="paragraph" w:styleId="Contenidodelatabla">
+    <w:name w:val="Contenido de la tabla"/>
     <w:basedOn w:val="Normal"/>
     <w:qFormat/>
     <w:pPr>
